--- a/applications/hh-global-creative-operations-manager/build/Joshua_Chappell_Resume_HHGlobal.docx
+++ b/applications/hh-global-creative-operations-manager/build/Joshua_Chappell_Resume_HHGlobal.docx
@@ -33,7 +33,7 @@
         </w:rPr>
         <w:t xml:space="preserve">Mesa, AZ  •  480-586-7959  •  </w:t>
       </w:r>
-      <w:hyperlink w:history="1" r:id="rId2n9llynw1dpfrj5uxiono">
+      <w:hyperlink w:history="1" r:id="rIdyy1i7oa5jms4wx4p7qqgy">
         <w:r>
           <w:rPr>
             <w:rFonts w:ascii="Calibri" w:cs="Calibri" w:eastAsia="Calibri" w:hAnsi="Calibri"/>
@@ -49,7 +49,7 @@
       <w:pPr>
         <w:jc w:val="center"/>
       </w:pPr>
-      <w:hyperlink w:history="1" r:id="rIdeifrkxhqx9kmfillvp6mo">
+      <w:hyperlink w:history="1" r:id="rIdmwjrdolyrf9aoy_qd2i37">
         <w:r>
           <w:rPr>
             <w:rFonts w:ascii="Calibri" w:cs="Calibri" w:eastAsia="Calibri" w:hAnsi="Calibri"/>
@@ -69,7 +69,7 @@
         </w:rPr>
         <w:t xml:space="preserve">  •  </w:t>
       </w:r>
-      <w:hyperlink w:history="1" r:id="rIdsf-rtzhkp1f_xxbrvc9dn">
+      <w:hyperlink w:history="1" r:id="rIddpje3llkl7lytd-mgo14b">
         <w:r>
           <w:rPr>
             <w:rFonts w:ascii="Calibri" w:cs="Calibri" w:eastAsia="Calibri" w:hAnsi="Calibri"/>
@@ -89,7 +89,7 @@
         </w:rPr>
         <w:t xml:space="preserve">  •  </w:t>
       </w:r>
-      <w:hyperlink w:history="1" r:id="rIdfzeh5xbiqgrc0zbsj-apd">
+      <w:hyperlink w:history="1" r:id="rIdbkpwgiwxdst9akixh_rtb">
         <w:r>
           <w:rPr>
             <w:rFonts w:ascii="Calibri" w:cs="Calibri" w:eastAsia="Calibri" w:hAnsi="Calibri"/>
@@ -113,7 +113,7 @@
           <w:sz w:val="21"/>
           <w:szCs w:val="21"/>
         </w:rPr>
-        <w:t xml:space="preserve">Creative producer with seven-plus years running video, photo, and digital production, delivering 98% of projects on time and 92% within budget. Builds the workflows behind the work, including Claude agentic content workflows that cut production times in half and a Frame.io and Dropbox asset library that cut retrieval time over 50%. Directs crews of 5 to 20, partners with executives and clients, and delivered 200+ videos for one of the largest marketing agencies in the country.</w:t>
+        <w:t xml:space="preserve">Creative producer with seven-plus years running video, photo, and digital production, delivering 98% of projects on time and 92% within budget. Builds production workflows, including Claude agentic content workflows that cut production times in half and a Frame.io and Dropbox asset library that cut retrieval time over 50%. Directs crews of 5 to 20, partners with executives and clients, and delivered 200+ videos for one of the largest marketing agencies in the country.</w:t>
       </w:r>
     </w:p>
     <w:p>
@@ -720,7 +720,7 @@
           <w:sz w:val="21"/>
           <w:szCs w:val="21"/>
         </w:rPr>
-        <w:t xml:space="preserve">Production Management (schedules, budgets, crews of 5 to 20)  •  AI Workflow Automation (Claude agentic coding, ChatGPT, OpenClaw, ElevenLabs)  •  AI Video (Google Veo, Runway, Kling, Midjourney)  •  Project Management (Wrike, Notion, Trello, Workamajig, Google Workspace)  •  Digital Asset Libraries (Frame.io, Dropbox)  •  Adobe Creative Cloud (Premiere Pro, After Effects, Photoshop, Lightroom, Audition)  •  DaVinci Resolve &amp; Color Workflows  •  Brand Consistency Across Channels  •  Stakeholder &amp; Client Communication  •  Budget &amp; Expense Tracking (Excel, Google Sheets)  •  Marketing Analytics</w:t>
+        <w:t xml:space="preserve">Production Management (schedules, budgets, crews of 5 to 20)  •  AI Workflow Automation (Claude agentic coding, ChatGPT, OpenClaw, ElevenLabs)  •  AI Video (Google Veo, Runway, Kling, Midjourney)  •  Project Management (Wrike, Notion, Trello, Workamajig, Google Workspace)  •  Digital Asset Libraries (Frame.io, Dropbox)  •  Adobe Creative Cloud (Premiere Pro, After Effects, Photoshop, Lightroom, Audition)  •  DaVinci Resolve &amp; Color Workflows  •  Brand Photo &amp; Video Across All Channels  •  Stakeholder &amp; Client Communication  •  Budget &amp; Expense Tracking (Excel, Google Sheets)  •  Marketing Analytics</w:t>
       </w:r>
     </w:p>
     <w:p>
@@ -819,7 +819,7 @@
           <w:sz w:val="21"/>
           <w:szCs w:val="21"/>
         </w:rPr>
-        <w:t xml:space="preserve">Google Digital Marketing &amp; E-Commerce  •  HubSpot Inbound Marketing  •  Part 107 Drone Operator License</w:t>
+        <w:t xml:space="preserve">Google Digital Marketing &amp; E-Commerce  •  HubSpot Inbound Marketing (2024)  •  Part 107 Drone Operator License</w:t>
       </w:r>
     </w:p>
     <w:sectPr>
